--- a/articles/article.docx
+++ b/articles/article.docx
@@ -3,18 +3,204 @@
 <w:document xmlns:wpc="http://schemas.microsoft.com/office/word/2010/wordprocessingCanvas" xmlns:cx="http://schemas.microsoft.com/office/drawing/2014/chartex" xmlns:cx1="http://schemas.microsoft.com/office/drawing/2015/9/8/chartex" xmlns:cx2="http://schemas.microsoft.com/office/drawing/2015/10/21/chartex" xmlns:cx3="http://schemas.microsoft.com/office/drawing/2016/5/9/chartex" xmlns:cx4="http://schemas.microsoft.com/office/drawing/2016/5/10/chartex" xmlns:cx5="http://schemas.microsoft.com/office/drawing/2016/5/11/chartex" xmlns:cx6="http://schemas.microsoft.com/office/drawing/2016/5/12/chartex" xmlns:cx7="http://schemas.microsoft.com/office/drawing/2016/5/13/chartex" xmlns:cx8="http://schemas.microsoft.com/office/drawing/2016/5/14/chartex" xmlns:mc="http://schemas.openxmlformats.org/markup-compatibility/2006" xmlns:aink="http://schemas.microsoft.com/office/drawing/2016/ink" xmlns:am3d="http://schemas.microsoft.com/office/drawing/2017/model3d" xmlns:o="urn:schemas-microsoft-com:office:office" xmlns:oel="http://schemas.microsoft.com/office/2019/extlst" xmlns:r="http://schemas.openxmlformats.org/officeDocument/2006/relationships" xmlns:m="http://schemas.openxmlformats.org/officeDocument/2006/math" xmlns:v="urn:schemas-microsoft-com:vml" xmlns:wp14="http://schemas.microsoft.com/office/word/2010/wordprocessingDrawing" xmlns:wp="http://schemas.openxmlformats.org/drawingml/2006/wordprocessingDrawing" xmlns:w10="urn:schemas-microsoft-com:office:word" xmlns:w="http://schemas.openxmlformats.org/wordprocessingml/2006/main" xmlns:w14="http://schemas.microsoft.com/office/word/2010/wordml" xmlns:w15="http://schemas.microsoft.com/office/word/2012/wordml" xmlns:w16cex="http://schemas.microsoft.com/office/word/2018/wordml/cex" xmlns:w16cid="http://schemas.microsoft.com/office/word/2016/wordml/cid" xmlns:w16="http://schemas.microsoft.com/office/word/2018/wordml" xmlns:w16du="http://schemas.microsoft.com/office/word/2023/wordml/word16du" xmlns:w16sdtdh="http://schemas.microsoft.com/office/word/2020/wordml/sdtdatahash" xmlns:w16se="http://schemas.microsoft.com/office/word/2015/wordml/symex" xmlns:wpg="http://schemas.microsoft.com/office/word/2010/wordprocessingGroup" xmlns:wpi="http://schemas.microsoft.com/office/word/2010/wordprocessingInk" xmlns:wne="http://schemas.microsoft.com/office/word/2006/wordml" xmlns:wps="http://schemas.microsoft.com/office/word/2010/wordprocessingShape" mc:Ignorable="w14 w15 w16se w16cid w16 w16cex w16sdtdh w16du wp14">
   <w:body>
     <w:p>
-      <w:pPr>
-        <w:rPr>
-          <w:rFonts w:ascii="Arial" w:hAnsi="Arial"/>
-        </w:rPr>
-      </w:pPr>
       <w:bookmarkStart w:id="0" w:name="introdução"/>
+      <w:r>
+        <w:t>Autor: Felipe Cidade Soares</w:t>
+      </w:r>
+    </w:p>
+    <w:p/>
+    <w:p/>
+    <w:p/>
+    <w:p/>
+    <w:p/>
+    <w:p/>
+    <w:p/>
+    <w:p/>
+    <w:p/>
+    <w:p/>
+    <w:p>
+      <w:pPr>
+        <w:pStyle w:val="Ttulo"/>
+        <w:jc w:val="center"/>
+        <w:rPr>
+          <w:sz w:val="28"/>
+          <w:szCs w:val="28"/>
+        </w:rPr>
+      </w:pPr>
+      <w:r>
+        <w:rPr>
+          <w:sz w:val="28"/>
+          <w:szCs w:val="28"/>
+        </w:rPr>
+        <w:t>ANÁLISE DE DADOS</w:t>
+      </w:r>
+      <w:r>
+        <w:rPr>
+          <w:sz w:val="28"/>
+          <w:szCs w:val="28"/>
+        </w:rPr>
+        <w:t>: SISTEMA DE E-COMMERCE</w:t>
+      </w:r>
+    </w:p>
+    <w:p>
+      <w:pPr>
+        <w:pStyle w:val="Ttulo"/>
+        <w:jc w:val="center"/>
+        <w:rPr>
+          <w:sz w:val="28"/>
+          <w:szCs w:val="28"/>
+        </w:rPr>
+      </w:pPr>
+    </w:p>
+    <w:p>
+      <w:pPr>
+        <w:pStyle w:val="Ttulo"/>
+        <w:jc w:val="center"/>
+        <w:rPr>
+          <w:sz w:val="28"/>
+          <w:szCs w:val="28"/>
+        </w:rPr>
+      </w:pPr>
+    </w:p>
+    <w:p>
+      <w:pPr>
+        <w:pStyle w:val="Ttulo"/>
+        <w:jc w:val="center"/>
+        <w:rPr>
+          <w:sz w:val="28"/>
+          <w:szCs w:val="28"/>
+        </w:rPr>
+      </w:pPr>
+    </w:p>
+    <w:p>
+      <w:pPr>
+        <w:pStyle w:val="Ttulo"/>
+        <w:jc w:val="center"/>
+        <w:rPr>
+          <w:sz w:val="28"/>
+          <w:szCs w:val="28"/>
+        </w:rPr>
+      </w:pPr>
+    </w:p>
+    <w:p>
+      <w:pPr>
+        <w:pStyle w:val="Ttulo"/>
+        <w:jc w:val="center"/>
+        <w:rPr>
+          <w:sz w:val="28"/>
+          <w:szCs w:val="28"/>
+        </w:rPr>
+      </w:pPr>
+    </w:p>
+    <w:p>
+      <w:pPr>
+        <w:pStyle w:val="Ttulo"/>
+        <w:jc w:val="center"/>
+        <w:rPr>
+          <w:sz w:val="28"/>
+          <w:szCs w:val="28"/>
+        </w:rPr>
+      </w:pPr>
+    </w:p>
+    <w:p>
+      <w:pPr>
+        <w:pStyle w:val="Ttulo"/>
+        <w:jc w:val="center"/>
+        <w:rPr>
+          <w:sz w:val="28"/>
+          <w:szCs w:val="28"/>
+        </w:rPr>
+      </w:pPr>
+    </w:p>
+    <w:p>
+      <w:pPr>
+        <w:pStyle w:val="Ttulo"/>
+        <w:jc w:val="center"/>
+        <w:rPr>
+          <w:sz w:val="28"/>
+          <w:szCs w:val="28"/>
+        </w:rPr>
+      </w:pPr>
+    </w:p>
+    <w:p>
+      <w:pPr>
+        <w:pStyle w:val="Ttulo"/>
+        <w:jc w:val="center"/>
+        <w:rPr>
+          <w:sz w:val="28"/>
+          <w:szCs w:val="28"/>
+        </w:rPr>
+      </w:pPr>
+    </w:p>
+    <w:p>
+      <w:pPr>
+        <w:pStyle w:val="Ttulo"/>
+        <w:jc w:val="center"/>
+        <w:rPr>
+          <w:sz w:val="28"/>
+          <w:szCs w:val="28"/>
+        </w:rPr>
+      </w:pPr>
+    </w:p>
+    <w:p>
+      <w:pPr>
+        <w:pStyle w:val="Ttulo"/>
+        <w:jc w:val="center"/>
+        <w:rPr>
+          <w:sz w:val="28"/>
+          <w:szCs w:val="28"/>
+        </w:rPr>
+      </w:pPr>
+    </w:p>
+    <w:p>
+      <w:pPr>
+        <w:pStyle w:val="Corpodetexto"/>
+      </w:pPr>
+    </w:p>
+    <w:p>
+      <w:pPr>
+        <w:pStyle w:val="Corpodetexto"/>
+      </w:pPr>
+    </w:p>
+    <w:p>
+      <w:pPr>
+        <w:pStyle w:val="Corpodetexto"/>
+      </w:pPr>
+    </w:p>
+    <w:p>
+      <w:pPr>
+        <w:pStyle w:val="Corpodetexto"/>
+      </w:pPr>
+    </w:p>
+    <w:p>
+      <w:pPr>
+        <w:pStyle w:val="Ttulo"/>
+        <w:jc w:val="center"/>
+        <w:rPr>
+          <w:sz w:val="28"/>
+          <w:szCs w:val="28"/>
+        </w:rPr>
+      </w:pPr>
+    </w:p>
+    <w:p>
+      <w:pPr>
+        <w:jc w:val="center"/>
+      </w:pPr>
+      <w:r>
+        <w:t>Fevereiro de 2026</w:t>
+      </w:r>
       <w:r>
         <w:br w:type="page"/>
       </w:r>
     </w:p>
     <w:sdt>
       <w:sdtPr>
+        <w:rPr>
+          <w:rFonts w:asciiTheme="minorHAnsi" w:eastAsiaTheme="minorEastAsia" w:hAnsiTheme="minorHAnsi" w:cstheme="minorBidi"/>
+          <w:b w:val="0"/>
+          <w:color w:val="auto"/>
+          <w:szCs w:val="24"/>
+        </w:rPr>
         <w:id w:val="433632094"/>
         <w:docPartObj>
           <w:docPartGallery w:val="Table of Contents"/>
@@ -23,10 +209,8 @@
       </w:sdtPr>
       <w:sdtEndPr>
         <w:rPr>
-          <w:rFonts w:asciiTheme="minorHAnsi" w:eastAsiaTheme="minorEastAsia" w:hAnsiTheme="minorHAnsi" w:cstheme="minorBidi"/>
+          <w:rFonts w:ascii="Arial" w:hAnsi="Arial"/>
           <w:bCs/>
-          <w:color w:val="auto"/>
-          <w:szCs w:val="24"/>
         </w:rPr>
       </w:sdtEndPr>
       <w:sdtContent>
@@ -51,7 +235,11 @@
               <w:tab w:val="right" w:leader="dot" w:pos="9395"/>
             </w:tabs>
             <w:rPr>
+              <w:rFonts w:asciiTheme="minorHAnsi" w:hAnsiTheme="minorHAnsi"/>
               <w:noProof/>
+              <w:kern w:val="2"/>
+              <w:lang w:eastAsia="pt-BR"/>
+              <w14:ligatures w14:val="standardContextual"/>
             </w:rPr>
           </w:pPr>
           <w:r>
@@ -63,7 +251,7 @@
           <w:r>
             <w:fldChar w:fldCharType="separate"/>
           </w:r>
-          <w:hyperlink w:anchor="_Toc221035903" w:history="1">
+          <w:hyperlink w:anchor="_Toc221044331" w:history="1">
             <w:r>
               <w:rPr>
                 <w:rStyle w:val="Hyperlink"/>
@@ -78,21 +266,7 @@
                 <w:rStyle w:val="Hyperlink"/>
                 <w:noProof/>
               </w:rPr>
-              <w:t xml:space="preserve"> INTROD</w:t>
-            </w:r>
-            <w:r>
-              <w:rPr>
-                <w:rStyle w:val="Hyperlink"/>
-                <w:noProof/>
-              </w:rPr>
-              <w:t>U</w:t>
-            </w:r>
-            <w:r>
-              <w:rPr>
-                <w:rStyle w:val="Hyperlink"/>
-                <w:noProof/>
-              </w:rPr>
-              <w:t>ÇÃO</w:t>
+              <w:t xml:space="preserve"> INTRODUÇÃO</w:t>
             </w:r>
             <w:r>
               <w:rPr>
@@ -113,7 +287,7 @@
                 <w:noProof/>
                 <w:webHidden/>
               </w:rPr>
-              <w:instrText xml:space="preserve"> PAGEREF _Toc221035903 \h </w:instrText>
+              <w:instrText xml:space="preserve"> PAGEREF _Toc221044331 \h </w:instrText>
             </w:r>
             <w:r>
               <w:rPr>
@@ -151,10 +325,14 @@
               <w:tab w:val="right" w:leader="dot" w:pos="9395"/>
             </w:tabs>
             <w:rPr>
+              <w:rFonts w:asciiTheme="minorHAnsi" w:hAnsiTheme="minorHAnsi"/>
               <w:noProof/>
+              <w:kern w:val="2"/>
+              <w:lang w:eastAsia="pt-BR"/>
+              <w14:ligatures w14:val="standardContextual"/>
             </w:rPr>
           </w:pPr>
-          <w:hyperlink w:anchor="_Toc221035904" w:history="1">
+          <w:hyperlink w:anchor="_Toc221044332" w:history="1">
             <w:r>
               <w:rPr>
                 <w:rStyle w:val="Hyperlink"/>
@@ -190,7 +368,7 @@
                 <w:noProof/>
                 <w:webHidden/>
               </w:rPr>
-              <w:instrText xml:space="preserve"> PAGEREF _Toc221035904 \h </w:instrText>
+              <w:instrText xml:space="preserve"> PAGEREF _Toc221044332 \h </w:instrText>
             </w:r>
             <w:r>
               <w:rPr>
@@ -228,10 +406,14 @@
               <w:tab w:val="right" w:leader="dot" w:pos="9395"/>
             </w:tabs>
             <w:rPr>
+              <w:rFonts w:asciiTheme="minorHAnsi" w:hAnsiTheme="minorHAnsi"/>
               <w:noProof/>
+              <w:kern w:val="2"/>
+              <w:lang w:eastAsia="pt-BR"/>
+              <w14:ligatures w14:val="standardContextual"/>
             </w:rPr>
           </w:pPr>
-          <w:hyperlink w:anchor="_Toc221035905" w:history="1">
+          <w:hyperlink w:anchor="_Toc221044333" w:history="1">
             <w:r>
               <w:rPr>
                 <w:rStyle w:val="Hyperlink"/>
@@ -267,7 +449,7 @@
                 <w:noProof/>
                 <w:webHidden/>
               </w:rPr>
-              <w:instrText xml:space="preserve"> PAGEREF _Toc221035905 \h </w:instrText>
+              <w:instrText xml:space="preserve"> PAGEREF _Toc221044333 \h </w:instrText>
             </w:r>
             <w:r>
               <w:rPr>
@@ -305,10 +487,14 @@
               <w:tab w:val="right" w:leader="dot" w:pos="9395"/>
             </w:tabs>
             <w:rPr>
+              <w:rFonts w:asciiTheme="minorHAnsi" w:hAnsiTheme="minorHAnsi"/>
               <w:noProof/>
+              <w:kern w:val="2"/>
+              <w:lang w:eastAsia="pt-BR"/>
+              <w14:ligatures w14:val="standardContextual"/>
             </w:rPr>
           </w:pPr>
-          <w:hyperlink w:anchor="_Toc221035906" w:history="1">
+          <w:hyperlink w:anchor="_Toc221044334" w:history="1">
             <w:r>
               <w:rPr>
                 <w:rStyle w:val="Hyperlink"/>
@@ -344,7 +530,7 @@
                 <w:noProof/>
                 <w:webHidden/>
               </w:rPr>
-              <w:instrText xml:space="preserve"> PAGEREF _Toc221035906 \h </w:instrText>
+              <w:instrText xml:space="preserve"> PAGEREF _Toc221044334 \h </w:instrText>
             </w:r>
             <w:r>
               <w:rPr>
@@ -382,10 +568,14 @@
               <w:tab w:val="right" w:leader="dot" w:pos="9395"/>
             </w:tabs>
             <w:rPr>
+              <w:rFonts w:asciiTheme="minorHAnsi" w:hAnsiTheme="minorHAnsi"/>
               <w:noProof/>
+              <w:kern w:val="2"/>
+              <w:lang w:eastAsia="pt-BR"/>
+              <w14:ligatures w14:val="standardContextual"/>
             </w:rPr>
           </w:pPr>
-          <w:hyperlink w:anchor="_Toc221035907" w:history="1">
+          <w:hyperlink w:anchor="_Toc221044335" w:history="1">
             <w:r>
               <w:rPr>
                 <w:rStyle w:val="Hyperlink"/>
@@ -421,7 +611,7 @@
                 <w:noProof/>
                 <w:webHidden/>
               </w:rPr>
-              <w:instrText xml:space="preserve"> PAGEREF _Toc221035907 \h </w:instrText>
+              <w:instrText xml:space="preserve"> PAGEREF _Toc221044335 \h </w:instrText>
             </w:r>
             <w:r>
               <w:rPr>
@@ -459,10 +649,14 @@
               <w:tab w:val="right" w:leader="dot" w:pos="9395"/>
             </w:tabs>
             <w:rPr>
+              <w:rFonts w:asciiTheme="minorHAnsi" w:hAnsiTheme="minorHAnsi"/>
               <w:noProof/>
+              <w:kern w:val="2"/>
+              <w:lang w:eastAsia="pt-BR"/>
+              <w14:ligatures w14:val="standardContextual"/>
             </w:rPr>
           </w:pPr>
-          <w:hyperlink w:anchor="_Toc221035908" w:history="1">
+          <w:hyperlink w:anchor="_Toc221044336" w:history="1">
             <w:r>
               <w:rPr>
                 <w:rStyle w:val="Hyperlink"/>
@@ -498,7 +692,7 @@
                 <w:noProof/>
                 <w:webHidden/>
               </w:rPr>
-              <w:instrText xml:space="preserve"> PAGEREF _Toc221035908 \h </w:instrText>
+              <w:instrText xml:space="preserve"> PAGEREF _Toc221044336 \h </w:instrText>
             </w:r>
             <w:r>
               <w:rPr>
@@ -536,10 +730,14 @@
               <w:tab w:val="right" w:leader="dot" w:pos="9395"/>
             </w:tabs>
             <w:rPr>
+              <w:rFonts w:asciiTheme="minorHAnsi" w:hAnsiTheme="minorHAnsi"/>
               <w:noProof/>
+              <w:kern w:val="2"/>
+              <w:lang w:eastAsia="pt-BR"/>
+              <w14:ligatures w14:val="standardContextual"/>
             </w:rPr>
           </w:pPr>
-          <w:hyperlink w:anchor="_Toc221035909" w:history="1">
+          <w:hyperlink w:anchor="_Toc221044337" w:history="1">
             <w:r>
               <w:rPr>
                 <w:rStyle w:val="Hyperlink"/>
@@ -566,7 +764,7 @@
                 <w:noProof/>
                 <w:webHidden/>
               </w:rPr>
-              <w:instrText xml:space="preserve"> PAGEREF _Toc221035909 \h </w:instrText>
+              <w:instrText xml:space="preserve"> PAGEREF _Toc221044337 \h </w:instrText>
             </w:r>
             <w:r>
               <w:rPr>
@@ -616,7 +814,7 @@
     <w:p>
       <w:pPr>
         <w:rPr>
-          <w:rFonts w:ascii="Arial" w:eastAsiaTheme="majorEastAsia" w:hAnsi="Arial" w:cstheme="majorBidi"/>
+          <w:rFonts w:eastAsiaTheme="majorEastAsia" w:cstheme="majorBidi"/>
           <w:b/>
           <w:szCs w:val="40"/>
         </w:rPr>
@@ -651,7 +849,7 @@
           <w:numId w:val="2"/>
         </w:numPr>
       </w:pPr>
-      <w:bookmarkStart w:id="1" w:name="_Toc221035903"/>
+      <w:bookmarkStart w:id="1" w:name="_Toc221044331"/>
       <w:r>
         <w:lastRenderedPageBreak/>
         <w:t>INTRODUÇÃO</w:t>
@@ -710,7 +908,7 @@
         </w:numPr>
       </w:pPr>
       <w:bookmarkStart w:id="2" w:name="contexto-dos-dados"/>
-      <w:bookmarkStart w:id="3" w:name="_Toc221035904"/>
+      <w:bookmarkStart w:id="3" w:name="_Toc221044332"/>
       <w:bookmarkEnd w:id="0"/>
       <w:r>
         <w:t>CONTEXTO DOS DADOS</w:t>
@@ -792,7 +990,7 @@
         </w:numPr>
       </w:pPr>
       <w:bookmarkStart w:id="4" w:name="metodologia"/>
-      <w:bookmarkStart w:id="5" w:name="_Toc221035905"/>
+      <w:bookmarkStart w:id="5" w:name="_Toc221044333"/>
       <w:bookmarkEnd w:id="2"/>
       <w:r>
         <w:t>METODOLOGIA</w:t>
@@ -982,21 +1180,37 @@
           <w:ilvl w:val="0"/>
           <w:numId w:val="3"/>
         </w:numPr>
+        <w:rPr>
+          <w:lang w:val="en-US"/>
+        </w:rPr>
       </w:pPr>
       <w:bookmarkStart w:id="8" w:name="visualização-e-storytelling-power-bi"/>
       <w:bookmarkEnd w:id="7"/>
-      <w:r>
-        <w:t xml:space="preserve">Visualização e </w:t>
-      </w:r>
       <w:proofErr w:type="spellStart"/>
       <w:r>
         <w:rPr>
+          <w:lang w:val="en-US"/>
+        </w:rPr>
+        <w:t>Visualização</w:t>
+      </w:r>
+      <w:proofErr w:type="spellEnd"/>
+      <w:r>
+        <w:rPr>
+          <w:lang w:val="en-US"/>
+        </w:rPr>
+        <w:t xml:space="preserve"> e </w:t>
+      </w:r>
+      <w:r>
+        <w:rPr>
           <w:i/>
+          <w:lang w:val="en-US"/>
         </w:rPr>
         <w:t>Storytelling</w:t>
       </w:r>
-      <w:proofErr w:type="spellEnd"/>
-      <w:r>
+      <w:r>
+        <w:rPr>
+          <w:lang w:val="en-US"/>
+        </w:rPr>
         <w:t xml:space="preserve"> (Power BI)</w:t>
       </w:r>
     </w:p>
@@ -1107,9 +1321,9 @@
         </w:numPr>
       </w:pPr>
       <w:bookmarkStart w:id="9" w:name="resultados-e-análises"/>
-      <w:bookmarkStart w:id="10" w:name="_Toc221035906"/>
+      <w:bookmarkStart w:id="10" w:name="_Toc221044334"/>
+      <w:bookmarkEnd w:id="4"/>
       <w:bookmarkEnd w:id="8"/>
-      <w:bookmarkEnd w:id="4"/>
       <w:r>
         <w:lastRenderedPageBreak/>
         <w:t>RESULTADOS E ANÁLISES</w:t>
@@ -1211,6 +1425,9 @@
         <w:ind w:firstLine="720"/>
       </w:pPr>
       <w:r>
+        <w:rPr>
+          <w:noProof/>
+        </w:rPr>
         <w:drawing>
           <wp:inline distT="0" distB="0" distL="0" distR="0" wp14:anchorId="657FE062" wp14:editId="462AEAA1">
             <wp:extent cx="4903287" cy="1569811"/>
@@ -1260,6 +1477,9 @@
         <w:jc w:val="center"/>
       </w:pPr>
       <w:r>
+        <w:rPr>
+          <w:noProof/>
+        </w:rPr>
         <w:lastRenderedPageBreak/>
         <w:drawing>
           <wp:inline distT="0" distB="0" distL="0" distR="0" wp14:anchorId="657FE064" wp14:editId="657FE065">
@@ -1374,6 +1594,9 @@
         <w:ind w:firstLine="720"/>
       </w:pPr>
       <w:r>
+        <w:rPr>
+          <w:noProof/>
+        </w:rPr>
         <w:drawing>
           <wp:inline distT="0" distB="0" distL="0" distR="0" wp14:anchorId="657FE066" wp14:editId="657FE067">
             <wp:extent cx="5334000" cy="1384300"/>
@@ -1422,6 +1645,9 @@
         <w:pStyle w:val="CaptionedFigure"/>
       </w:pPr>
       <w:r>
+        <w:rPr>
+          <w:noProof/>
+        </w:rPr>
         <w:lastRenderedPageBreak/>
         <w:drawing>
           <wp:inline distT="0" distB="0" distL="0" distR="0" wp14:anchorId="657FE068" wp14:editId="657FE069">
@@ -1490,6 +1716,9 @@
         <w:jc w:val="center"/>
       </w:pPr>
       <w:r>
+        <w:rPr>
+          <w:noProof/>
+        </w:rPr>
         <w:drawing>
           <wp:inline distT="0" distB="0" distL="0" distR="0" wp14:anchorId="657FE06A" wp14:editId="5918BCF7">
             <wp:extent cx="5932714" cy="1431471"/>
@@ -1568,6 +1797,9 @@
         <w:jc w:val="center"/>
       </w:pPr>
       <w:r>
+        <w:rPr>
+          <w:noProof/>
+        </w:rPr>
         <w:drawing>
           <wp:inline distT="0" distB="0" distL="0" distR="0" wp14:anchorId="657FE06C" wp14:editId="657FE06D">
             <wp:extent cx="5334000" cy="2161702"/>
@@ -1635,6 +1867,9 @@
         <w:jc w:val="center"/>
       </w:pPr>
       <w:r>
+        <w:rPr>
+          <w:noProof/>
+        </w:rPr>
         <w:lastRenderedPageBreak/>
         <w:drawing>
           <wp:inline distT="0" distB="0" distL="0" distR="0" wp14:anchorId="657FE06E" wp14:editId="657FE06F">
@@ -1693,9 +1928,9 @@
         </w:numPr>
       </w:pPr>
       <w:bookmarkStart w:id="14" w:name="principais-insights"/>
-      <w:bookmarkStart w:id="15" w:name="_Toc221035907"/>
+      <w:bookmarkStart w:id="15" w:name="_Toc221044335"/>
+      <w:bookmarkEnd w:id="9"/>
       <w:bookmarkEnd w:id="13"/>
-      <w:bookmarkEnd w:id="9"/>
       <w:r>
         <w:t>PRINCIPAIS INSIGHTS</w:t>
       </w:r>
@@ -1747,7 +1982,7 @@
         </w:numPr>
       </w:pPr>
       <w:bookmarkStart w:id="16" w:name="conclusão"/>
-      <w:bookmarkStart w:id="17" w:name="_Toc221035908"/>
+      <w:bookmarkStart w:id="17" w:name="_Toc221044336"/>
       <w:bookmarkEnd w:id="14"/>
       <w:r>
         <w:t>CONCLUSÃO</w:t>
@@ -1804,7 +2039,7 @@
         <w:pStyle w:val="Ttulo1"/>
       </w:pPr>
       <w:bookmarkStart w:id="18" w:name="apêndices"/>
-      <w:bookmarkStart w:id="19" w:name="_Toc221035909"/>
+      <w:bookmarkStart w:id="19" w:name="_Toc221044337"/>
       <w:bookmarkEnd w:id="16"/>
       <w:r>
         <w:lastRenderedPageBreak/>
@@ -1834,6 +2069,9 @@
         <w:t>dashboard</w:t>
       </w:r>
       <w:r>
+        <w:rPr>
+          <w:noProof/>
+        </w:rPr>
         <w:drawing>
           <wp:inline distT="0" distB="0" distL="0" distR="0" wp14:anchorId="657FE070" wp14:editId="2E8B9F42">
             <wp:extent cx="5862618" cy="3146334"/>
@@ -1877,6 +2115,9 @@
         </w:drawing>
       </w:r>
       <w:r>
+        <w:rPr>
+          <w:noProof/>
+        </w:rPr>
         <w:lastRenderedPageBreak/>
         <w:drawing>
           <wp:inline distT="0" distB="0" distL="0" distR="0" wp14:anchorId="657FE072" wp14:editId="6E400261">
@@ -1924,6 +2165,9 @@
         <w:br/>
       </w:r>
       <w:r>
+        <w:rPr>
+          <w:noProof/>
+        </w:rPr>
         <w:drawing>
           <wp:inline distT="0" distB="0" distL="0" distR="0" wp14:anchorId="657FE074" wp14:editId="3283FB6C">
             <wp:extent cx="5890792" cy="3559628"/>
@@ -1987,9 +2231,6 @@
 <w:endnotes xmlns:wpc="http://schemas.microsoft.com/office/word/2010/wordprocessingCanvas" xmlns:cx="http://schemas.microsoft.com/office/drawing/2014/chartex" xmlns:cx1="http://schemas.microsoft.com/office/drawing/2015/9/8/chartex" xmlns:cx2="http://schemas.microsoft.com/office/drawing/2015/10/21/chartex" xmlns:cx3="http://schemas.microsoft.com/office/drawing/2016/5/9/chartex" xmlns:cx4="http://schemas.microsoft.com/office/drawing/2016/5/10/chartex" xmlns:cx5="http://schemas.microsoft.com/office/drawing/2016/5/11/chartex" xmlns:cx6="http://schemas.microsoft.com/office/drawing/2016/5/12/chartex" xmlns:cx7="http://schemas.microsoft.com/office/drawing/2016/5/13/chartex" xmlns:cx8="http://schemas.microsoft.com/office/drawing/2016/5/14/chartex" xmlns:mc="http://schemas.openxmlformats.org/markup-compatibility/2006" xmlns:aink="http://schemas.microsoft.com/office/drawing/2016/ink" xmlns:am3d="http://schemas.microsoft.com/office/drawing/2017/model3d" xmlns:o="urn:schemas-microsoft-com:office:office" xmlns:oel="http://schemas.microsoft.com/office/2019/extlst" xmlns:r="http://schemas.openxmlformats.org/officeDocument/2006/relationships" xmlns:m="http://schemas.openxmlformats.org/officeDocument/2006/math" xmlns:v="urn:schemas-microsoft-com:vml" xmlns:wp14="http://schemas.microsoft.com/office/word/2010/wordprocessingDrawing" xmlns:wp="http://schemas.openxmlformats.org/drawingml/2006/wordprocessingDrawing" xmlns:w10="urn:schemas-microsoft-com:office:word" xmlns:w="http://schemas.openxmlformats.org/wordprocessingml/2006/main" xmlns:w14="http://schemas.microsoft.com/office/word/2010/wordml" xmlns:w15="http://schemas.microsoft.com/office/word/2012/wordml" xmlns:w16cex="http://schemas.microsoft.com/office/word/2018/wordml/cex" xmlns:w16cid="http://schemas.microsoft.com/office/word/2016/wordml/cid" xmlns:w16="http://schemas.microsoft.com/office/word/2018/wordml" xmlns:w16du="http://schemas.microsoft.com/office/word/2023/wordml/word16du" xmlns:w16sdtdh="http://schemas.microsoft.com/office/word/2020/wordml/sdtdatahash" xmlns:w16se="http://schemas.microsoft.com/office/word/2015/wordml/symex" xmlns:wpg="http://schemas.microsoft.com/office/word/2010/wordprocessingGroup" xmlns:wpi="http://schemas.microsoft.com/office/word/2010/wordprocessingInk" xmlns:wne="http://schemas.microsoft.com/office/word/2006/wordml" xmlns:wps="http://schemas.microsoft.com/office/word/2010/wordprocessingShape" mc:Ignorable="w14 w15 w16se w16cid w16 w16cex w16sdtdh w16du wp14">
   <w:endnote w:type="separator" w:id="-1">
     <w:p>
-      <w:pPr>
-        <w:spacing w:after="0"/>
-      </w:pPr>
       <w:r>
         <w:separator/>
       </w:r>
@@ -1997,9 +2238,6 @@
   </w:endnote>
   <w:endnote w:type="continuationSeparator" w:id="0">
     <w:p>
-      <w:pPr>
-        <w:spacing w:after="0"/>
-      </w:pPr>
       <w:r>
         <w:continuationSeparator/>
       </w:r>
@@ -2012,9 +2250,6 @@
 <w:footnotes xmlns:wpc="http://schemas.microsoft.com/office/word/2010/wordprocessingCanvas" xmlns:cx="http://schemas.microsoft.com/office/drawing/2014/chartex" xmlns:cx1="http://schemas.microsoft.com/office/drawing/2015/9/8/chartex" xmlns:cx2="http://schemas.microsoft.com/office/drawing/2015/10/21/chartex" xmlns:cx3="http://schemas.microsoft.com/office/drawing/2016/5/9/chartex" xmlns:cx4="http://schemas.microsoft.com/office/drawing/2016/5/10/chartex" xmlns:cx5="http://schemas.microsoft.com/office/drawing/2016/5/11/chartex" xmlns:cx6="http://schemas.microsoft.com/office/drawing/2016/5/12/chartex" xmlns:cx7="http://schemas.microsoft.com/office/drawing/2016/5/13/chartex" xmlns:cx8="http://schemas.microsoft.com/office/drawing/2016/5/14/chartex" xmlns:mc="http://schemas.openxmlformats.org/markup-compatibility/2006" xmlns:aink="http://schemas.microsoft.com/office/drawing/2016/ink" xmlns:am3d="http://schemas.microsoft.com/office/drawing/2017/model3d" xmlns:o="urn:schemas-microsoft-com:office:office" xmlns:oel="http://schemas.microsoft.com/office/2019/extlst" xmlns:r="http://schemas.openxmlformats.org/officeDocument/2006/relationships" xmlns:m="http://schemas.openxmlformats.org/officeDocument/2006/math" xmlns:v="urn:schemas-microsoft-com:vml" xmlns:wp14="http://schemas.microsoft.com/office/word/2010/wordprocessingDrawing" xmlns:wp="http://schemas.openxmlformats.org/drawingml/2006/wordprocessingDrawing" xmlns:w10="urn:schemas-microsoft-com:office:word" xmlns:w="http://schemas.openxmlformats.org/wordprocessingml/2006/main" xmlns:w14="http://schemas.microsoft.com/office/word/2010/wordml" xmlns:w15="http://schemas.microsoft.com/office/word/2012/wordml" xmlns:w16cex="http://schemas.microsoft.com/office/word/2018/wordml/cex" xmlns:w16cid="http://schemas.microsoft.com/office/word/2016/wordml/cid" xmlns:w16="http://schemas.microsoft.com/office/word/2018/wordml" xmlns:w16du="http://schemas.microsoft.com/office/word/2023/wordml/word16du" xmlns:w16sdtdh="http://schemas.microsoft.com/office/word/2020/wordml/sdtdatahash" xmlns:w16se="http://schemas.microsoft.com/office/word/2015/wordml/symex" xmlns:wpg="http://schemas.microsoft.com/office/word/2010/wordprocessingGroup" xmlns:wpi="http://schemas.microsoft.com/office/word/2010/wordprocessingInk" xmlns:wne="http://schemas.microsoft.com/office/word/2006/wordml" xmlns:wps="http://schemas.microsoft.com/office/word/2010/wordprocessingShape" mc:Ignorable="w14 w15 w16se w16cid w16 w16cex w16sdtdh w16du wp14">
   <w:footnote w:type="separator" w:id="-1">
     <w:p>
-      <w:pPr>
-        <w:spacing w:after="0"/>
-      </w:pPr>
       <w:r>
         <w:separator/>
       </w:r>
@@ -2022,9 +2257,6 @@
   </w:footnote>
   <w:footnote w:type="continuationSeparator" w:id="0">
     <w:p>
-      <w:pPr>
-        <w:spacing w:after="0"/>
-      </w:pPr>
       <w:r>
         <w:continuationSeparator/>
       </w:r>
@@ -2720,7 +2952,13 @@
   <w:style w:type="paragraph" w:default="1" w:styleId="Normal">
     <w:name w:val="Normal"/>
     <w:qFormat/>
-    <w:rPr>
+    <w:rsid w:val="00A002D8"/>
+    <w:pPr>
+      <w:spacing w:after="0" w:line="360" w:lineRule="auto"/>
+      <w:jc w:val="both"/>
+    </w:pPr>
+    <w:rPr>
+      <w:rFonts w:ascii="Arial" w:hAnsi="Arial"/>
       <w:lang w:val="pt-BR"/>
     </w:rPr>
   </w:style>
@@ -2735,12 +2973,10 @@
     <w:pPr>
       <w:keepNext/>
       <w:keepLines/>
-      <w:spacing w:after="0" w:line="360" w:lineRule="auto"/>
-      <w:jc w:val="both"/>
       <w:outlineLvl w:val="0"/>
     </w:pPr>
     <w:rPr>
-      <w:rFonts w:ascii="Arial" w:eastAsiaTheme="majorEastAsia" w:hAnsi="Arial" w:cstheme="majorBidi"/>
+      <w:rFonts w:eastAsiaTheme="majorEastAsia" w:cstheme="majorBidi"/>
       <w:b/>
       <w:szCs w:val="40"/>
     </w:rPr>
@@ -2848,7 +3084,7 @@
     <w:pPr>
       <w:keepNext/>
       <w:keepLines/>
-      <w:spacing w:before="40" w:after="0"/>
+      <w:spacing w:before="40"/>
       <w:outlineLvl w:val="5"/>
     </w:pPr>
     <w:rPr>
@@ -2871,7 +3107,7 @@
     <w:pPr>
       <w:keepNext/>
       <w:keepLines/>
-      <w:spacing w:before="40" w:after="0"/>
+      <w:spacing w:before="40"/>
       <w:outlineLvl w:val="6"/>
     </w:pPr>
     <w:rPr>
@@ -2892,7 +3128,6 @@
     <w:pPr>
       <w:keepNext/>
       <w:keepLines/>
-      <w:spacing w:after="0"/>
       <w:outlineLvl w:val="7"/>
     </w:pPr>
     <w:rPr>
@@ -2915,7 +3150,6 @@
     <w:pPr>
       <w:keepNext/>
       <w:keepLines/>
-      <w:spacing w:after="0"/>
       <w:outlineLvl w:val="8"/>
     </w:pPr>
     <w:rPr>
@@ -2955,13 +3189,6 @@
     <w:basedOn w:val="Normal"/>
     <w:qFormat/>
     <w:rsid w:val="0063285C"/>
-    <w:pPr>
-      <w:spacing w:after="0" w:line="360" w:lineRule="auto"/>
-      <w:jc w:val="both"/>
-    </w:pPr>
-    <w:rPr>
-      <w:rFonts w:ascii="Arial" w:hAnsi="Arial"/>
-    </w:rPr>
   </w:style>
   <w:style w:type="paragraph" w:customStyle="1" w:styleId="FirstParagraph">
     <w:name w:val="First Paragraph"/>
@@ -2985,14 +3212,13 @@
     <w:link w:val="TtuloChar"/>
     <w:uiPriority w:val="10"/>
     <w:qFormat/>
-    <w:rsid w:val="00A10FD9"/>
+    <w:rsid w:val="00C8664A"/>
     <w:pPr>
-      <w:spacing w:after="80"/>
       <w:contextualSpacing/>
-      <w:jc w:val="center"/>
     </w:pPr>
     <w:rPr>
-      <w:rFonts w:asciiTheme="majorHAnsi" w:eastAsiaTheme="majorEastAsia" w:hAnsiTheme="majorHAnsi" w:cstheme="majorBidi"/>
+      <w:rFonts w:eastAsiaTheme="majorEastAsia" w:cstheme="majorBidi"/>
+      <w:b/>
       <w:sz w:val="56"/>
       <w:szCs w:val="56"/>
     </w:rPr>
@@ -3002,11 +3228,13 @@
     <w:basedOn w:val="Fontepargpadro"/>
     <w:link w:val="Ttulo"/>
     <w:uiPriority w:val="10"/>
-    <w:rsid w:val="00A10FD9"/>
-    <w:rPr>
-      <w:rFonts w:asciiTheme="majorHAnsi" w:eastAsiaTheme="majorEastAsia" w:hAnsiTheme="majorHAnsi" w:cstheme="majorBidi"/>
+    <w:rsid w:val="00C8664A"/>
+    <w:rPr>
+      <w:rFonts w:ascii="Arial" w:eastAsiaTheme="majorEastAsia" w:hAnsi="Arial" w:cstheme="majorBidi"/>
+      <w:b/>
       <w:sz w:val="56"/>
       <w:szCs w:val="56"/>
+      <w:lang w:val="pt-BR"/>
     </w:rPr>
   </w:style>
   <w:style w:type="paragraph" w:styleId="Subttulo">
@@ -3078,7 +3306,7 @@
     <w:pPr>
       <w:keepNext/>
       <w:keepLines/>
-      <w:spacing w:before="300" w:after="0"/>
+      <w:spacing w:before="300"/>
       <w:jc w:val="center"/>
     </w:pPr>
     <w:rPr>
@@ -3288,7 +3516,6 @@
     <w:pPr>
       <w:keepNext/>
       <w:keepLines/>
-      <w:spacing w:after="0"/>
     </w:pPr>
     <w:rPr>
       <w:b/>
@@ -3686,11 +3913,9 @@
     <w:qFormat/>
     <w:rsid w:val="00D108B5"/>
     <w:pPr>
-      <w:spacing w:before="0" w:after="0" w:line="360" w:lineRule="auto"/>
-      <w:jc w:val="both"/>
+      <w:spacing w:before="0" w:after="0"/>
     </w:pPr>
     <w:rPr>
-      <w:rFonts w:ascii="Arial" w:hAnsi="Arial"/>
       <w:b/>
       <w:i w:val="0"/>
       <w:color w:val="auto"/>
@@ -3721,7 +3946,6 @@
         <w:tab w:val="center" w:pos="4252"/>
         <w:tab w:val="right" w:pos="8504"/>
       </w:tabs>
-      <w:spacing w:after="0"/>
     </w:pPr>
   </w:style>
   <w:style w:type="character" w:customStyle="1" w:styleId="CabealhoChar">
@@ -3744,7 +3968,6 @@
         <w:tab w:val="center" w:pos="4252"/>
         <w:tab w:val="right" w:pos="8504"/>
       </w:tabs>
-      <w:spacing w:after="0"/>
     </w:pPr>
   </w:style>
   <w:style w:type="character" w:customStyle="1" w:styleId="RodapChar">
